--- a/pr-preview/pr-213/chapters/slides-posters-figures.docx
+++ b/pr-preview/pr-213/chapters/slides-posters-figures.docx
@@ -15,7 +15,7 @@
         <w:pStyle w:val="Date"/>
       </w:pPr>
       <w:r>
-        <w:t xml:space="preserve">Last modified: 2026-10-15 23:21:43 (PDT)</w:t>
+        <w:t xml:space="preserve">Last modified: 2026-10-16 00:04:38 (PDT)</w:t>
       </w:r>
     </w:p>
     <w:p>
@@ -892,7 +892,7 @@
       </w:r>
     </w:p>
     <w:bookmarkEnd w:id="17"/>
-    <w:bookmarkStart w:id="34" w:name="sec-3d-graphs"/>
+    <w:bookmarkStart w:id="31" w:name="sec-3d-graphs"/>
     <w:p>
       <w:pPr>
         <w:pStyle w:val="Heading2"/>
@@ -1187,64 +1187,12 @@
               <w:spacing w:before="16" w:after="16"/>
             </w:pPr>
             <w:r>
-              <w:t xml:space="preserve">The sections on slide decks, presentation resources and scientific figures</w:t>
-            </w:r>
-            <w:r>
-              <w:t xml:space="preserve"> </w:t>
-            </w:r>
-            <w:r>
-              <w:t xml:space="preserve">are adapted from the</w:t>
+              <w:t xml:space="preserve">Several of the presentation resource links began in the</w:t>
             </w:r>
             <w:r>
               <w:t xml:space="preserve"> </w:t>
             </w:r>
             <w:hyperlink r:id="rId23">
-              <w:r>
-                <w:rPr>
-                  <w:rStyle w:val="Hyperlink"/>
-                </w:rPr>
-                <w:t xml:space="preserve">Professional Development</w:t>
-              </w:r>
-            </w:hyperlink>
-            <w:r>
-              <w:t xml:space="preserve"> </w:t>
-            </w:r>
-            <w:r>
-              <w:t xml:space="preserve">and</w:t>
-            </w:r>
-            <w:r>
-              <w:t xml:space="preserve"> </w:t>
-            </w:r>
-            <w:hyperlink r:id="rId24">
-              <w:r>
-                <w:rPr>
-                  <w:rStyle w:val="Hyperlink"/>
-                </w:rPr>
-                <w:t xml:space="preserve">Resources</w:t>
-              </w:r>
-            </w:hyperlink>
-            <w:r>
-              <w:t xml:space="preserve"> </w:t>
-            </w:r>
-            <w:r>
-              <w:t xml:space="preserve">chapters</w:t>
-            </w:r>
-            <w:r>
-              <w:t xml:space="preserve"> </w:t>
-            </w:r>
-            <w:r>
-              <w:t xml:space="preserve">of the UCD-SERG lab manual.</w:t>
-            </w:r>
-            <w:r>
-              <w:t xml:space="preserve"> </w:t>
-            </w:r>
-            <w:r>
-              <w:t xml:space="preserve">Several of the resource links began in the</w:t>
-            </w:r>
-            <w:r>
-              <w:t xml:space="preserve"> </w:t>
-            </w:r>
-            <w:hyperlink r:id="rId25">
               <w:r>
                 <w:rPr>
                   <w:rStyle w:val="Hyperlink"/>
@@ -1258,48 +1206,13 @@
             <w:r>
               <w:t xml:space="preserve">by Jade Benjamin-Chung.</w:t>
             </w:r>
-            <w:r>
-              <w:t xml:space="preserve"> </w:t>
-            </w:r>
-            <w:r>
-              <w:t xml:space="preserve">The guidance on leading with figures, drawing diagrams, directing attention, and showing software</w:t>
-            </w:r>
-            <w:r>
-              <w:t xml:space="preserve"> </w:t>
-            </w:r>
-            <w:r>
-              <w:t xml:space="preserve">is adapted from the</w:t>
-            </w:r>
-            <w:r>
-              <w:t xml:space="preserve"> </w:t>
-            </w:r>
-            <w:hyperlink r:id="rId26">
-              <w:r>
-                <w:rPr>
-                  <w:rStyle w:val="Hyperlink"/>
-                </w:rPr>
-                <w:t xml:space="preserve">Writing</w:t>
-              </w:r>
-            </w:hyperlink>
-            <w:r>
-              <w:t xml:space="preserve"> </w:t>
-            </w:r>
-            <w:r>
-              <w:t xml:space="preserve">chapter of the UCD-SERG lab manual.</w:t>
-            </w:r>
-            <w:r>
-              <w:t xml:space="preserve"> </w:t>
-            </w:r>
-            <w:r>
-              <w:t xml:space="preserve">The section on three-dimensional graphs is original to this guide.</w:t>
-            </w:r>
           </w:p>
           <w:p/>
         </w:tc>
       </w:tr>
     </w:tbl>
-    <w:bookmarkStart w:id="33" w:name="refs"/>
-    <w:bookmarkStart w:id="28" w:name="ref-kirchoff2021"/>
+    <w:bookmarkStart w:id="30" w:name="refs"/>
+    <w:bookmarkStart w:id="25" w:name="ref-kirchoff2021"/>
     <w:p>
       <w:pPr>
         <w:pStyle w:val="Bibliography"/>
@@ -1332,7 +1245,7 @@
       <w:r>
         <w:t xml:space="preserve"> </w:t>
       </w:r>
-      <w:hyperlink r:id="rId27">
+      <w:hyperlink r:id="rId24">
         <w:r>
           <w:rPr>
             <w:rStyle w:val="Hyperlink"/>
@@ -1344,8 +1257,8 @@
         <w:t xml:space="preserve">.</w:t>
       </w:r>
     </w:p>
-    <w:bookmarkEnd w:id="28"/>
-    <w:bookmarkStart w:id="30" w:name="ref-ratcliff2023"/>
+    <w:bookmarkEnd w:id="25"/>
+    <w:bookmarkStart w:id="27" w:name="ref-ratcliff2023"/>
     <w:p>
       <w:pPr>
         <w:pStyle w:val="Bibliography"/>
@@ -1390,7 +1303,7 @@
       <w:r>
         <w:t xml:space="preserve"> </w:t>
       </w:r>
-      <w:hyperlink r:id="rId29">
+      <w:hyperlink r:id="rId26">
         <w:r>
           <w:rPr>
             <w:rStyle w:val="Hyperlink"/>
@@ -1402,8 +1315,8 @@
         <w:t xml:space="preserve">.</w:t>
       </w:r>
     </w:p>
-    <w:bookmarkEnd w:id="30"/>
-    <w:bookmarkStart w:id="32" w:name="ref-rougier2014"/>
+    <w:bookmarkEnd w:id="27"/>
+    <w:bookmarkStart w:id="29" w:name="ref-rougier2014"/>
     <w:p>
       <w:pPr>
         <w:pStyle w:val="Bibliography"/>
@@ -1436,7 +1349,7 @@
       <w:r>
         <w:t xml:space="preserve"> </w:t>
       </w:r>
-      <w:hyperlink r:id="rId31">
+      <w:hyperlink r:id="rId28">
         <w:r>
           <w:rPr>
             <w:rStyle w:val="Hyperlink"/>
@@ -1448,9 +1361,9 @@
         <w:t xml:space="preserve">.</w:t>
       </w:r>
     </w:p>
-    <w:bookmarkEnd w:id="32"/>
-    <w:bookmarkEnd w:id="33"/>
-    <w:bookmarkEnd w:id="34"/>
+    <w:bookmarkEnd w:id="29"/>
+    <w:bookmarkEnd w:id="30"/>
+    <w:bookmarkEnd w:id="31"/>
     <w:sectPr>
       <w:footnotePr>
         <w:numRestart w:val="eachSect"/>

--- a/pr-preview/pr-213/chapters/slides-posters-figures.docx
+++ b/pr-preview/pr-213/chapters/slides-posters-figures.docx
@@ -15,7 +15,7 @@
         <w:pStyle w:val="Date"/>
       </w:pPr>
       <w:r>
-        <w:t xml:space="preserve">Last modified: 2026-10-16 00:04:38 (PDT)</w:t>
+        <w:t xml:space="preserve">Last modified: 2026-10-16 00:10:54 (PDT)</w:t>
       </w:r>
     </w:p>
     <w:p>
@@ -892,7 +892,7 @@
       </w:r>
     </w:p>
     <w:bookmarkEnd w:id="17"/>
-    <w:bookmarkStart w:id="31" w:name="sec-3d-graphs"/>
+    <w:bookmarkStart w:id="33" w:name="sec-3d-graphs"/>
     <w:p>
       <w:pPr>
         <w:pStyle w:val="Heading2"/>
@@ -1187,7 +1187,7 @@
               <w:spacing w:before="16" w:after="16"/>
             </w:pPr>
             <w:r>
-              <w:t xml:space="preserve">Several of the presentation resource links began in the</w:t>
+              <w:t xml:space="preserve">Several of the resource links began in the</w:t>
             </w:r>
             <w:r>
               <w:t xml:space="preserve"> </w:t>
@@ -1206,13 +1206,65 @@
             <w:r>
               <w:t xml:space="preserve">by Jade Benjamin-Chung.</w:t>
             </w:r>
+            <w:r>
+              <w:t xml:space="preserve"> </w:t>
+            </w:r>
+            <w:r>
+              <w:t xml:space="preserve">The</w:t>
+            </w:r>
+            <w:r>
+              <w:t xml:space="preserve"> </w:t>
+            </w:r>
+            <w:hyperlink r:id="rId24">
+              <w:r>
+                <w:rPr>
+                  <w:rStyle w:val="Hyperlink"/>
+                </w:rPr>
+                <w:t xml:space="preserve">Professional Development</w:t>
+              </w:r>
+            </w:hyperlink>
+            <w:r>
+              <w:t xml:space="preserve"> </w:t>
+            </w:r>
+            <w:r>
+              <w:t xml:space="preserve">and</w:t>
+            </w:r>
+            <w:r>
+              <w:t xml:space="preserve"> </w:t>
+            </w:r>
+            <w:hyperlink r:id="rId25">
+              <w:r>
+                <w:rPr>
+                  <w:rStyle w:val="Hyperlink"/>
+                </w:rPr>
+                <w:t xml:space="preserve">Resources</w:t>
+              </w:r>
+            </w:hyperlink>
+            <w:r>
+              <w:t xml:space="preserve"> </w:t>
+            </w:r>
+            <w:r>
+              <w:t xml:space="preserve">chapters</w:t>
+            </w:r>
+            <w:r>
+              <w:t xml:space="preserve"> </w:t>
+            </w:r>
+            <w:r>
+              <w:t xml:space="preserve">of the UCD-SERG lab manual cover related ground.</w:t>
+            </w:r>
+            <w:r>
+              <w:t xml:space="preserve"> </w:t>
+            </w:r>
+            <w:r>
+              <w:t xml:space="preserve">The section on three-dimensional graphs is original to this guide.</w:t>
+            </w:r>
           </w:p>
           <w:p/>
         </w:tc>
       </w:tr>
     </w:tbl>
-    <w:bookmarkStart w:id="30" w:name="refs"/>
-    <w:bookmarkStart w:id="25" w:name="ref-kirchoff2021"/>
+    <w:bookmarkStart w:id="32" w:name="refs"/>
+    <w:bookmarkStart w:id="27" w:name="ref-kirchoff2021"/>
     <w:p>
       <w:pPr>
         <w:pStyle w:val="Bibliography"/>
@@ -1245,7 +1297,7 @@
       <w:r>
         <w:t xml:space="preserve"> </w:t>
       </w:r>
-      <w:hyperlink r:id="rId24">
+      <w:hyperlink r:id="rId26">
         <w:r>
           <w:rPr>
             <w:rStyle w:val="Hyperlink"/>
@@ -1257,8 +1309,8 @@
         <w:t xml:space="preserve">.</w:t>
       </w:r>
     </w:p>
-    <w:bookmarkEnd w:id="25"/>
-    <w:bookmarkStart w:id="27" w:name="ref-ratcliff2023"/>
+    <w:bookmarkEnd w:id="27"/>
+    <w:bookmarkStart w:id="29" w:name="ref-ratcliff2023"/>
     <w:p>
       <w:pPr>
         <w:pStyle w:val="Bibliography"/>
@@ -1303,7 +1355,7 @@
       <w:r>
         <w:t xml:space="preserve"> </w:t>
       </w:r>
-      <w:hyperlink r:id="rId26">
+      <w:hyperlink r:id="rId28">
         <w:r>
           <w:rPr>
             <w:rStyle w:val="Hyperlink"/>
@@ -1315,8 +1367,8 @@
         <w:t xml:space="preserve">.</w:t>
       </w:r>
     </w:p>
-    <w:bookmarkEnd w:id="27"/>
-    <w:bookmarkStart w:id="29" w:name="ref-rougier2014"/>
+    <w:bookmarkEnd w:id="29"/>
+    <w:bookmarkStart w:id="31" w:name="ref-rougier2014"/>
     <w:p>
       <w:pPr>
         <w:pStyle w:val="Bibliography"/>
@@ -1349,7 +1401,7 @@
       <w:r>
         <w:t xml:space="preserve"> </w:t>
       </w:r>
-      <w:hyperlink r:id="rId28">
+      <w:hyperlink r:id="rId30">
         <w:r>
           <w:rPr>
             <w:rStyle w:val="Hyperlink"/>
@@ -1361,9 +1413,9 @@
         <w:t xml:space="preserve">.</w:t>
       </w:r>
     </w:p>
-    <w:bookmarkEnd w:id="29"/>
-    <w:bookmarkEnd w:id="30"/>
     <w:bookmarkEnd w:id="31"/>
+    <w:bookmarkEnd w:id="32"/>
+    <w:bookmarkEnd w:id="33"/>
     <w:sectPr>
       <w:footnotePr>
         <w:numRestart w:val="eachSect"/>

--- a/pr-preview/pr-213/chapters/slides-posters-figures.docx
+++ b/pr-preview/pr-213/chapters/slides-posters-figures.docx
@@ -15,7 +15,7 @@
         <w:pStyle w:val="Date"/>
       </w:pPr>
       <w:r>
-        <w:t xml:space="preserve">Last modified: 2026-10-16 00:10:54 (PDT)</w:t>
+        <w:t xml:space="preserve">Last modified: 2026-10-16 00:21:53 (PDT)</w:t>
       </w:r>
     </w:p>
     <w:p>

--- a/pr-preview/pr-213/chapters/slides-posters-figures.docx
+++ b/pr-preview/pr-213/chapters/slides-posters-figures.docx
@@ -15,7 +15,7 @@
         <w:pStyle w:val="Date"/>
       </w:pPr>
       <w:r>
-        <w:t xml:space="preserve">Last modified: 2026-10-16 00:21:53 (PDT)</w:t>
+        <w:t xml:space="preserve">Last modified: 2026-10-16 00:27:15 (PDT)</w:t>
       </w:r>
     </w:p>
     <w:p>
@@ -1250,7 +1250,7 @@
               <w:t xml:space="preserve"> </w:t>
             </w:r>
             <w:r>
-              <w:t xml:space="preserve">of the UCD-SERG lab manual cover related ground.</w:t>
+              <w:t xml:space="preserve">of the UCD-SERG lab manual are worth reading alongside these sections.</w:t>
             </w:r>
             <w:r>
               <w:t xml:space="preserve"> </w:t>

--- a/pr-preview/pr-213/chapters/slides-posters-figures.docx
+++ b/pr-preview/pr-213/chapters/slides-posters-figures.docx
@@ -15,7 +15,7 @@
         <w:pStyle w:val="Date"/>
       </w:pPr>
       <w:r>
-        <w:t xml:space="preserve">Last modified: 2026-10-16 00:27:15 (PDT)</w:t>
+        <w:t xml:space="preserve">Last modified: 2026-10-16 00:38:59 (PDT)</w:t>
       </w:r>
     </w:p>
     <w:p>
@@ -1187,7 +1187,7 @@
               <w:spacing w:before="16" w:after="16"/>
             </w:pPr>
             <w:r>
-              <w:t xml:space="preserve">Several of the resource links began in the</w:t>
+              <w:t xml:space="preserve">Several of the resource links in the slide deck and figure sections began in the</w:t>
             </w:r>
             <w:r>
               <w:t xml:space="preserve"> </w:t>
@@ -1210,52 +1210,6 @@
               <w:t xml:space="preserve"> </w:t>
             </w:r>
             <w:r>
-              <w:t xml:space="preserve">The</w:t>
-            </w:r>
-            <w:r>
-              <w:t xml:space="preserve"> </w:t>
-            </w:r>
-            <w:hyperlink r:id="rId24">
-              <w:r>
-                <w:rPr>
-                  <w:rStyle w:val="Hyperlink"/>
-                </w:rPr>
-                <w:t xml:space="preserve">Professional Development</w:t>
-              </w:r>
-            </w:hyperlink>
-            <w:r>
-              <w:t xml:space="preserve"> </w:t>
-            </w:r>
-            <w:r>
-              <w:t xml:space="preserve">and</w:t>
-            </w:r>
-            <w:r>
-              <w:t xml:space="preserve"> </w:t>
-            </w:r>
-            <w:hyperlink r:id="rId25">
-              <w:r>
-                <w:rPr>
-                  <w:rStyle w:val="Hyperlink"/>
-                </w:rPr>
-                <w:t xml:space="preserve">Resources</w:t>
-              </w:r>
-            </w:hyperlink>
-            <w:r>
-              <w:t xml:space="preserve"> </w:t>
-            </w:r>
-            <w:r>
-              <w:t xml:space="preserve">chapters</w:t>
-            </w:r>
-            <w:r>
-              <w:t xml:space="preserve"> </w:t>
-            </w:r>
-            <w:r>
-              <w:t xml:space="preserve">of the UCD-SERG lab manual are worth reading alongside these sections.</w:t>
-            </w:r>
-            <w:r>
-              <w:t xml:space="preserve"> </w:t>
-            </w:r>
-            <w:r>
               <w:t xml:space="preserve">The section on three-dimensional graphs is original to this guide.</w:t>
             </w:r>
           </w:p>
@@ -1263,6 +1217,54 @@
         </w:tc>
       </w:tr>
     </w:tbl>
+    <w:p>
+      <w:pPr>
+        <w:pStyle w:val="BodyText"/>
+      </w:pPr>
+      <w:r>
+        <w:t xml:space="preserve">For further reading, see the</w:t>
+      </w:r>
+      <w:r>
+        <w:t xml:space="preserve"> </w:t>
+      </w:r>
+      <w:hyperlink r:id="rId24">
+        <w:r>
+          <w:rPr>
+            <w:rStyle w:val="Hyperlink"/>
+          </w:rPr>
+          <w:t xml:space="preserve">Professional Development</w:t>
+        </w:r>
+      </w:hyperlink>
+      <w:r>
+        <w:t xml:space="preserve"> </w:t>
+      </w:r>
+      <w:r>
+        <w:t xml:space="preserve">and</w:t>
+      </w:r>
+      <w:r>
+        <w:t xml:space="preserve"> </w:t>
+      </w:r>
+      <w:hyperlink r:id="rId25">
+        <w:r>
+          <w:rPr>
+            <w:rStyle w:val="Hyperlink"/>
+          </w:rPr>
+          <w:t xml:space="preserve">Resources</w:t>
+        </w:r>
+      </w:hyperlink>
+      <w:r>
+        <w:t xml:space="preserve"> </w:t>
+      </w:r>
+      <w:r>
+        <w:t xml:space="preserve">chapters</w:t>
+      </w:r>
+      <w:r>
+        <w:t xml:space="preserve"> </w:t>
+      </w:r>
+      <w:r>
+        <w:t xml:space="preserve">of the UCD-SERG lab manual.</w:t>
+      </w:r>
+    </w:p>
     <w:bookmarkStart w:id="32" w:name="refs"/>
     <w:bookmarkStart w:id="27" w:name="ref-kirchoff2021"/>
     <w:p>

--- a/pr-preview/pr-213/chapters/slides-posters-figures.docx
+++ b/pr-preview/pr-213/chapters/slides-posters-figures.docx
@@ -15,7 +15,7 @@
         <w:pStyle w:val="Date"/>
       </w:pPr>
       <w:r>
-        <w:t xml:space="preserve">Last modified: 2026-10-16 00:38:59 (PDT)</w:t>
+        <w:t xml:space="preserve">Last modified: 2026-10-16 00:47:33 (PDT)</w:t>
       </w:r>
     </w:p>
     <w:p>

--- a/pr-preview/pr-213/chapters/slides-posters-figures.docx
+++ b/pr-preview/pr-213/chapters/slides-posters-figures.docx
@@ -15,7 +15,7 @@
         <w:pStyle w:val="Date"/>
       </w:pPr>
       <w:r>
-        <w:t xml:space="preserve">Last modified: 2026-10-16 00:47:33 (PDT)</w:t>
+        <w:t xml:space="preserve">Last modified: 2026-10-16 05:05:17 (PDT)</w:t>
       </w:r>
     </w:p>
     <w:p>
@@ -464,7 +464,7 @@
       </w:r>
     </w:p>
     <w:bookmarkEnd w:id="12"/>
-    <w:bookmarkStart w:id="17" w:name="sec-scientific-figures"/>
+    <w:bookmarkStart w:id="19" w:name="sec-scientific-figures"/>
     <w:p>
       <w:pPr>
         <w:pStyle w:val="Heading2"/>
@@ -803,6 +803,87 @@
         </w:numPr>
       </w:pPr>
       <w:r>
+        <w:t xml:space="preserve">Put the plot’s legend (the key to colors, shapes and line types) at the bottom of the plot, unless you have a reason to put it elsewhere.</w:t>
+      </w:r>
+      <w:r>
+        <w:t xml:space="preserve"> </w:t>
+      </w:r>
+      <w:r>
+        <w:t xml:space="preserve">A bottom legend leaves the full plot width for the data and gives every figure the same layout.</w:t>
+      </w:r>
+    </w:p>
+    <w:p>
+      <w:pPr>
+        <w:pStyle w:val="Compact"/>
+        <w:numPr>
+          <w:ilvl w:val="0"/>
+          <w:numId w:val="1003"/>
+        </w:numPr>
+      </w:pPr>
+      <w:r>
+        <w:t xml:space="preserve">In R, draw the static version of a figure with</w:t>
+      </w:r>
+      <w:r>
+        <w:t xml:space="preserve"> </w:t>
+      </w:r>
+      <w:hyperlink r:id="rId16">
+        <w:r>
+          <w:rPr>
+            <w:rStyle w:val="Hyperlink"/>
+          </w:rPr>
+          <w:t xml:space="preserve">ggplot2</w:t>
+        </w:r>
+      </w:hyperlink>
+      <w:r>
+        <w:t xml:space="preserve">,</w:t>
+      </w:r>
+      <w:r>
+        <w:t xml:space="preserve"> </w:t>
+      </w:r>
+      <w:r>
+        <w:t xml:space="preserve">and the interactive version with plotly as described in</w:t>
+      </w:r>
+      <w:r>
+        <w:t xml:space="preserve"> </w:t>
+      </w:r>
+      <w:hyperlink w:anchor="sec-scientific-figures">
+        <w:r>
+          <w:rPr>
+            <w:rStyle w:val="Hyperlink"/>
+          </w:rPr>
+          <w:t xml:space="preserve">Section 3</w:t>
+        </w:r>
+      </w:hyperlink>
+      <w:r>
+        <w:t xml:space="preserve">.</w:t>
+      </w:r>
+      <w:r>
+        <w:t xml:space="preserve"> </w:t>
+      </w:r>
+      <w:hyperlink r:id="rId17">
+        <w:r>
+          <w:rPr>
+            <w:rStyle w:val="Hyperlink"/>
+          </w:rPr>
+          <w:t xml:space="preserve">Present R results with modern packages</w:t>
+        </w:r>
+      </w:hyperlink>
+      <w:r>
+        <w:t xml:space="preserve"> </w:t>
+      </w:r>
+      <w:r>
+        <w:t xml:space="preserve">gives the reasons.</w:t>
+      </w:r>
+    </w:p>
+    <w:p>
+      <w:pPr>
+        <w:pStyle w:val="Compact"/>
+        <w:numPr>
+          <w:ilvl w:val="0"/>
+          <w:numId w:val="1003"/>
+        </w:numPr>
+      </w:pPr>
+      <w:r>
         <w:t xml:space="preserve">Minimize abbreviations in labels and legends.</w:t>
       </w:r>
     </w:p>
@@ -864,7 +945,7 @@
           <w:numId w:val="1004"/>
         </w:numPr>
       </w:pPr>
-      <w:hyperlink r:id="rId16">
+      <w:hyperlink r:id="rId18">
         <w:r>
           <w:rPr>
             <w:rStyle w:val="Hyperlink"/>
@@ -891,8 +972,8 @@
         <w:t xml:space="preserve">with sidenotes, typography, and tight integration of graphics with text</w:t>
       </w:r>
     </w:p>
-    <w:bookmarkEnd w:id="17"/>
-    <w:bookmarkStart w:id="33" w:name="sec-3d-graphs"/>
+    <w:bookmarkEnd w:id="19"/>
+    <w:bookmarkStart w:id="35" w:name="sec-3d-graphs"/>
     <w:p>
       <w:pPr>
         <w:pStyle w:val="Heading2"/>
@@ -1013,7 +1094,7 @@
       <w:r>
         <w:t xml:space="preserve"> </w:t>
       </w:r>
-      <w:hyperlink r:id="rId18">
+      <w:hyperlink r:id="rId20">
         <w:r>
           <w:rPr>
             <w:rStyle w:val="Hyperlink"/>
@@ -1045,7 +1126,7 @@
       <w:r>
         <w:t xml:space="preserve"> </w:t>
       </w:r>
-      <w:hyperlink r:id="rId19">
+      <w:hyperlink r:id="rId21">
         <w:r>
           <w:rPr>
             <w:rStyle w:val="Hyperlink"/>
@@ -1119,18 +1200,18 @@
                 <wp:inline>
                   <wp:extent cx="152400" cy="152400"/>
                   <wp:effectExtent b="0" l="0" r="0" t="0"/>
-                  <wp:docPr descr="" title="" id="21" name="Picture"/>
+                  <wp:docPr descr="" title="" id="23" name="Picture"/>
                   <a:graphic>
                     <a:graphicData uri="http://schemas.openxmlformats.org/drawingml/2006/picture">
                       <pic:pic>
                         <pic:nvPicPr>
-                          <pic:cNvPr descr="/opt/quarto/share/formats/docx/note.png" id="22" name="Picture"/>
+                          <pic:cNvPr descr="/opt/quarto/share/formats/docx/note.png" id="24" name="Picture"/>
                           <pic:cNvPicPr>
                             <a:picLocks noChangeArrowheads="1" noChangeAspect="1"/>
                           </pic:cNvPicPr>
                         </pic:nvPicPr>
                         <pic:blipFill>
-                          <a:blip r:embed="rId20"/>
+                          <a:blip r:embed="rId22"/>
                           <a:stretch>
                             <a:fillRect/>
                           </a:stretch>
@@ -1192,7 +1273,7 @@
             <w:r>
               <w:t xml:space="preserve"> </w:t>
             </w:r>
-            <w:hyperlink r:id="rId23">
+            <w:hyperlink r:id="rId25">
               <w:r>
                 <w:rPr>
                   <w:rStyle w:val="Hyperlink"/>
@@ -1227,7 +1308,7 @@
       <w:r>
         <w:t xml:space="preserve"> </w:t>
       </w:r>
-      <w:hyperlink r:id="rId24">
+      <w:hyperlink r:id="rId26">
         <w:r>
           <w:rPr>
             <w:rStyle w:val="Hyperlink"/>
@@ -1244,7 +1325,7 @@
       <w:r>
         <w:t xml:space="preserve"> </w:t>
       </w:r>
-      <w:hyperlink r:id="rId25">
+      <w:hyperlink r:id="rId27">
         <w:r>
           <w:rPr>
             <w:rStyle w:val="Hyperlink"/>
@@ -1265,8 +1346,8 @@
         <w:t xml:space="preserve">of the UCD-SERG lab manual.</w:t>
       </w:r>
     </w:p>
-    <w:bookmarkStart w:id="32" w:name="refs"/>
-    <w:bookmarkStart w:id="27" w:name="ref-kirchoff2021"/>
+    <w:bookmarkStart w:id="34" w:name="refs"/>
+    <w:bookmarkStart w:id="29" w:name="ref-kirchoff2021"/>
     <w:p>
       <w:pPr>
         <w:pStyle w:val="Bibliography"/>
@@ -1299,7 +1380,7 @@
       <w:r>
         <w:t xml:space="preserve"> </w:t>
       </w:r>
-      <w:hyperlink r:id="rId26">
+      <w:hyperlink r:id="rId28">
         <w:r>
           <w:rPr>
             <w:rStyle w:val="Hyperlink"/>
@@ -1311,8 +1392,8 @@
         <w:t xml:space="preserve">.</w:t>
       </w:r>
     </w:p>
-    <w:bookmarkEnd w:id="27"/>
-    <w:bookmarkStart w:id="29" w:name="ref-ratcliff2023"/>
+    <w:bookmarkEnd w:id="29"/>
+    <w:bookmarkStart w:id="31" w:name="ref-ratcliff2023"/>
     <w:p>
       <w:pPr>
         <w:pStyle w:val="Bibliography"/>
@@ -1357,7 +1438,7 @@
       <w:r>
         <w:t xml:space="preserve"> </w:t>
       </w:r>
-      <w:hyperlink r:id="rId28">
+      <w:hyperlink r:id="rId30">
         <w:r>
           <w:rPr>
             <w:rStyle w:val="Hyperlink"/>
@@ -1369,8 +1450,8 @@
         <w:t xml:space="preserve">.</w:t>
       </w:r>
     </w:p>
-    <w:bookmarkEnd w:id="29"/>
-    <w:bookmarkStart w:id="31" w:name="ref-rougier2014"/>
+    <w:bookmarkEnd w:id="31"/>
+    <w:bookmarkStart w:id="33" w:name="ref-rougier2014"/>
     <w:p>
       <w:pPr>
         <w:pStyle w:val="Bibliography"/>
@@ -1403,7 +1484,7 @@
       <w:r>
         <w:t xml:space="preserve"> </w:t>
       </w:r>
-      <w:hyperlink r:id="rId30">
+      <w:hyperlink r:id="rId32">
         <w:r>
           <w:rPr>
             <w:rStyle w:val="Hyperlink"/>
@@ -1415,9 +1496,9 @@
         <w:t xml:space="preserve">.</w:t>
       </w:r>
     </w:p>
-    <w:bookmarkEnd w:id="31"/>
-    <w:bookmarkEnd w:id="32"/>
     <w:bookmarkEnd w:id="33"/>
+    <w:bookmarkEnd w:id="34"/>
+    <w:bookmarkEnd w:id="35"/>
     <w:sectPr>
       <w:footnotePr>
         <w:numRestart w:val="eachSect"/>
